--- a/published/ai-hs/04_technology_ai/06_learning/study-guides/06_learning-practice_quiz.docx
+++ b/published/ai-hs/04_technology_ai/06_learning/study-guides/06_learning-practice_quiz.docx
@@ -27,7 +27,7 @@
     </w:p>
     <w:p>
       <w:r>
-        <w:t>In Hs, Learning is best described as:</w:t>
+        <w:t>In High School, Learning is best described as:</w:t>
         <w:br/>
         <w:t>A) A static property</w:t>
         <w:br/>
